--- a/docs/AI Portal – Architecture Concept.docx
+++ b/docs/AI Portal – Architecture Concept.docx
@@ -2106,7 +2106,7 @@
         <w:br/>
         <w:t xml:space="preserve">  A --&gt; O[OIDC IdP&lt;br/&gt;Azure AD]</w:t>
         <w:br/>
-        <w:t xml:space="preserve">  A --&gt; K[AI providers&lt;br/&gt;Claude, Bedrock, GitHub]</w:t>
+        <w:t xml:space="preserve">  A --&gt; K[AI providers&lt;br/&gt;Claude, Bedrock, GitHub,&lt;br/&gt;OpenAI-compatible]</w:t>
         <w:br/>
         <w:t xml:space="preserve">  A --&gt; M[Remote MCP servers&lt;br/&gt;per user]</w:t>
         <w:br/>
@@ -4645,6 +4645,662 @@
     </w:p>
     <w:p>
       <w:pPr>
+        <w:pStyle w:val="Heading3"/>
+      </w:pPr>
+      <w:r>
+        <w:t xml:space="preserve">Provider connection in detail</w:t>
+      </w:r>
+    </w:p>
+    <w:p>
+      <w:pPr/>
+      <w:r>
+        <w:t xml:space="preserve">All model calls run in the server process through the Vercel AI SDK. For every chat request the server loads model and provider from PostgreSQL, decrypts the credentials and creates the SDK client (</w:t>
+      </w:r>
+      <w:r>
+        <w:rPr>
+          <w:rStyle w:val="CodeChar"/>
+        </w:rPr>
+        <w:t xml:space="preserve">server/src/ai/providers.ts</w:t>
+      </w:r>
+      <w:r>
+        <w:t xml:space="preserve">). Nothing is cached, so new keys, deactivations and new models take effect with the next message without a restart; providers are deliberately not environment variables.</w:t>
+      </w:r>
+    </w:p>
+    <w:tbl>
+      <w:tblPr>
+        <w:tblStyle w:val="TableGrid"/>
+        <w:tblW w:w="0" w:type="auto"/>
+        <w:tblLayout w:type="fixed"/>
+        <w:tblLook w:val="04A0" w:firstRow="1" w:lastRow="0" w:firstColumn="0" w:lastColumn="0" w:noHBand="0" w:noVBand="1"/>
+      </w:tblPr>
+      <w:tblGrid>
+        <w:gridCol w:w="1700"/>
+        <w:gridCol w:w="2620"/>
+        <w:gridCol w:w="2320"/>
+        <w:gridCol w:w="2720"/>
+      </w:tblGrid>
+      <w:tr>
+        <w:trPr>
+          <w:tblHeader/>
+        </w:trPr>
+        <w:tc>
+          <w:tcPr>
+            <w:tcW w:w="1700" w:type="dxa"/>
+            <w:shd w:val="clear" w:color="auto" w:fill="F2F2F2"/>
+          </w:tcPr>
+          <w:p>
+            <w:pPr/>
+            <w:r>
+              <w:t xml:space="preserve">Provider type</w:t>
+            </w:r>
+          </w:p>
+        </w:tc>
+        <w:tc>
+          <w:tcPr>
+            <w:tcW w:w="2620" w:type="dxa"/>
+            <w:shd w:val="clear" w:color="auto" w:fill="F2F2F2"/>
+          </w:tcPr>
+          <w:p>
+            <w:pPr/>
+            <w:r>
+              <w:t xml:space="preserve">Endpoint called</w:t>
+            </w:r>
+          </w:p>
+        </w:tc>
+        <w:tc>
+          <w:tcPr>
+            <w:tcW w:w="2320" w:type="dxa"/>
+            <w:shd w:val="clear" w:color="auto" w:fill="F2F2F2"/>
+          </w:tcPr>
+          <w:p>
+            <w:pPr/>
+            <w:r>
+              <w:t xml:space="preserve">Authentication</w:t>
+            </w:r>
+          </w:p>
+        </w:tc>
+        <w:tc>
+          <w:tcPr>
+            <w:tcW w:w="2720" w:type="dxa"/>
+            <w:shd w:val="clear" w:color="auto" w:fill="F2F2F2"/>
+          </w:tcPr>
+          <w:p>
+            <w:pPr/>
+            <w:r>
+              <w:t xml:space="preserve">Operating notes</w:t>
+            </w:r>
+          </w:p>
+        </w:tc>
+      </w:tr>
+      <w:tr>
+        <w:tc>
+          <w:tcPr>
+            <w:tcW w:w="1700" w:type="dxa"/>
+          </w:tcPr>
+          <w:p>
+            <w:pPr/>
+            <w:r>
+              <w:t xml:space="preserve">Anthropic Claude</w:t>
+            </w:r>
+          </w:p>
+        </w:tc>
+        <w:tc>
+          <w:tcPr>
+            <w:tcW w:w="2620" w:type="dxa"/>
+          </w:tcPr>
+          <w:p>
+            <w:pPr/>
+            <w:r>
+              <w:t xml:space="preserve">Messages API </w:t>
+            </w:r>
+            <w:r>
+              <w:rPr>
+                <w:rStyle w:val="CodeChar"/>
+              </w:rPr>
+              <w:t xml:space="preserve">&lt;base&gt;/messages</w:t>
+            </w:r>
+            <w:r>
+              <w:t xml:space="preserve">, default </w:t>
+            </w:r>
+            <w:r>
+              <w:rPr>
+                <w:rStyle w:val="CodeChar"/>
+              </w:rPr>
+              <w:t xml:space="preserve">https://api.anthropic.com/v1</w:t>
+            </w:r>
+          </w:p>
+        </w:tc>
+        <w:tc>
+          <w:tcPr>
+            <w:tcW w:w="2320" w:type="dxa"/>
+          </w:tcPr>
+          <w:p>
+            <w:pPr/>
+            <w:r>
+              <w:t xml:space="preserve">API key (</w:t>
+            </w:r>
+            <w:r>
+              <w:rPr>
+                <w:rStyle w:val="CodeChar"/>
+              </w:rPr>
+              <w:t xml:space="preserve">x-api-key</w:t>
+            </w:r>
+            <w:r>
+              <w:t xml:space="preserve">)</w:t>
+            </w:r>
+          </w:p>
+        </w:tc>
+        <w:tc>
+          <w:tcPr>
+            <w:tcW w:w="2720" w:type="dxa"/>
+          </w:tcPr>
+          <w:p>
+            <w:pPr/>
+            <w:r>
+              <w:t xml:space="preserve">A custom base URL for a gateway must include </w:t>
+            </w:r>
+            <w:r>
+              <w:rPr>
+                <w:rStyle w:val="CodeChar"/>
+              </w:rPr>
+              <w:t xml:space="preserve">/v1</w:t>
+            </w:r>
+          </w:p>
+        </w:tc>
+      </w:tr>
+      <w:tr>
+        <w:tc>
+          <w:tcPr>
+            <w:tcW w:w="1700" w:type="dxa"/>
+          </w:tcPr>
+          <w:p>
+            <w:pPr/>
+            <w:r>
+              <w:t xml:space="preserve">AWS Bedrock</w:t>
+            </w:r>
+          </w:p>
+        </w:tc>
+        <w:tc>
+          <w:tcPr>
+            <w:tcW w:w="2620" w:type="dxa"/>
+          </w:tcPr>
+          <w:p>
+            <w:pPr/>
+            <w:r>
+              <w:t xml:space="preserve">Converse API </w:t>
+            </w:r>
+            <w:r>
+              <w:rPr>
+                <w:rStyle w:val="CodeChar"/>
+              </w:rPr>
+              <w:t xml:space="preserve">bedrock-runtime.&lt;region&gt;.amazonaws.com/model/&lt;id&gt;/converse-stream</w:t>
+            </w:r>
+          </w:p>
+        </w:tc>
+        <w:tc>
+          <w:tcPr>
+            <w:tcW w:w="2320" w:type="dxa"/>
+          </w:tcPr>
+          <w:p>
+            <w:pPr/>
+            <w:r>
+              <w:t xml:space="preserve">Access key + secret (SigV4) or Bedrock API key (Bearer); session token only via API</w:t>
+            </w:r>
+          </w:p>
+        </w:tc>
+        <w:tc>
+          <w:tcPr>
+            <w:tcW w:w="2720" w:type="dxa"/>
+          </w:tcPr>
+          <w:p>
+            <w:pPr/>
+            <w:r>
+              <w:t xml:space="preserve">Model IDs of inference profiles (</w:t>
+            </w:r>
+            <w:r>
+              <w:rPr>
+                <w:rStyle w:val="CodeChar"/>
+              </w:rPr>
+              <w:t xml:space="preserve">eu.…</w:t>
+            </w:r>
+            <w:r>
+              <w:t xml:space="preserve">); IAM </w:t>
+            </w:r>
+            <w:r>
+              <w:rPr>
+                <w:rStyle w:val="CodeChar"/>
+              </w:rPr>
+              <w:t xml:space="preserve">bedrock:InvokeModel</w:t>
+            </w:r>
+            <w:r>
+              <w:t xml:space="preserve"> + </w:t>
+            </w:r>
+            <w:r>
+              <w:rPr>
+                <w:rStyle w:val="CodeChar"/>
+              </w:rPr>
+              <w:t xml:space="preserve">bedrock:InvokeModelWithResponseStream</w:t>
+            </w:r>
+            <w:r>
+              <w:t xml:space="preserve">; no AWS credential chain (decision #18); VPC endpoint via base URL</w:t>
+            </w:r>
+          </w:p>
+        </w:tc>
+      </w:tr>
+      <w:tr>
+        <w:tc>
+          <w:tcPr>
+            <w:tcW w:w="1700" w:type="dxa"/>
+          </w:tcPr>
+          <w:p>
+            <w:pPr/>
+            <w:r>
+              <w:t xml:space="preserve">GitHub Models / Enterprise</w:t>
+            </w:r>
+          </w:p>
+        </w:tc>
+        <w:tc>
+          <w:tcPr>
+            <w:tcW w:w="2620" w:type="dxa"/>
+          </w:tcPr>
+          <w:p>
+            <w:pPr/>
+            <w:r>
+              <w:rPr>
+                <w:rStyle w:val="CodeChar"/>
+              </w:rPr>
+              <w:t xml:space="preserve">models.github.ai/inference/chat/completions</w:t>
+            </w:r>
+            <w:r>
+              <w:t xml:space="preserve">, with organization </w:t>
+            </w:r>
+            <w:r>
+              <w:rPr>
+                <w:rStyle w:val="CodeChar"/>
+              </w:rPr>
+              <w:t xml:space="preserve">/orgs/&lt;org&gt;/inference</w:t>
+            </w:r>
+          </w:p>
+        </w:tc>
+        <w:tc>
+          <w:tcPr>
+            <w:tcW w:w="2320" w:type="dxa"/>
+          </w:tcPr>
+          <w:p>
+            <w:pPr/>
+            <w:r>
+              <w:t xml:space="preserve">Token with </w:t>
+            </w:r>
+            <w:r>
+              <w:rPr>
+                <w:rStyle w:val="CodeChar"/>
+              </w:rPr>
+              <w:t xml:space="preserve">models:read</w:t>
+            </w:r>
+            <w:r>
+              <w:t xml:space="preserve"> (Bearer)</w:t>
+            </w:r>
+          </w:p>
+        </w:tc>
+        <w:tc>
+          <w:tcPr>
+            <w:tcW w:w="2720" w:type="dxa"/>
+          </w:tcPr>
+          <w:p>
+            <w:pPr/>
+            <w:r>
+              <w:t xml:space="preserve">Org endpoint applies the organization's model policies and billing; free tier is rate-limited</w:t>
+            </w:r>
+          </w:p>
+        </w:tc>
+      </w:tr>
+      <w:tr>
+        <w:tc>
+          <w:tcPr>
+            <w:tcW w:w="1700" w:type="dxa"/>
+          </w:tcPr>
+          <w:p>
+            <w:pPr/>
+            <w:r>
+              <w:t xml:space="preserve">OpenAI-compatible</w:t>
+            </w:r>
+          </w:p>
+        </w:tc>
+        <w:tc>
+          <w:tcPr>
+            <w:tcW w:w="2620" w:type="dxa"/>
+          </w:tcPr>
+          <w:p>
+            <w:pPr/>
+            <w:r>
+              <w:rPr>
+                <w:rStyle w:val="CodeChar"/>
+              </w:rPr>
+              <w:t xml:space="preserve">&lt;base URL&gt;/chat/completions</w:t>
+            </w:r>
+            <w:r>
+              <w:t xml:space="preserve">, embeddings </w:t>
+            </w:r>
+            <w:r>
+              <w:rPr>
+                <w:rStyle w:val="CodeChar"/>
+              </w:rPr>
+              <w:t xml:space="preserve">&lt;base URL&gt;/embeddings</w:t>
+            </w:r>
+          </w:p>
+        </w:tc>
+        <w:tc>
+          <w:tcPr>
+            <w:tcW w:w="2320" w:type="dxa"/>
+          </w:tcPr>
+          <w:p>
+            <w:pPr/>
+            <w:r>
+              <w:t xml:space="preserve">API key as Bearer, optional</w:t>
+            </w:r>
+          </w:p>
+        </w:tc>
+        <w:tc>
+          <w:tcPr>
+            <w:tcW w:w="2720" w:type="dxa"/>
+          </w:tcPr>
+          <w:p>
+            <w:pPr/>
+            <w:r>
+              <w:t xml:space="preserve">Azure OpenAI (v1 API, deployment name as model ID), Ollama, vLLM, TEI, LiteLLM; tool calling depends on model and server</w:t>
+            </w:r>
+          </w:p>
+        </w:tc>
+      </w:tr>
+    </w:tbl>
+    <w:p>
+      <w:pPr/>
+      <w:r>
+        <w:t xml:space="preserve">The model picker shows display name and provider; hints such as “on-prem” or “EU” therefore belong in the display name. Chat models have no separate connection test – a test message serves this purpose; the embedding model is tested when it is saved.</w:t>
+      </w:r>
+    </w:p>
+    <w:p>
+      <w:pPr>
+        <w:pStyle w:val="Heading3"/>
+      </w:pPr>
+      <w:r>
+        <w:t xml:space="preserve">Request and data flow to the provider</w:t>
+      </w:r>
+    </w:p>
+    <w:p>
+      <w:pPr/>
+      <w:r>
+        <w:t xml:space="preserve">Every message produces one streaming request (the SDK retries twice). It contains:</w:t>
+      </w:r>
+    </w:p>
+    <w:p>
+      <w:pPr>
+        <w:pStyle w:val="ListParagraph"/>
+        <w:numPr>
+          <w:ilvl w:val="0"/>
+          <w:numId w:val="5"/>
+        </w:numPr>
+      </w:pPr>
+      <w:r>
+        <w:rPr>
+          <w:b/>
+        </w:rPr>
+        <w:t xml:space="preserve">System prompt:</w:t>
+      </w:r>
+      <w:r>
+        <w:t xml:space="preserve"> fixed portal prompt (role, date, answer style), plus knowledge-base instructions if the search tool is active and a language hint for the English UI.</w:t>
+      </w:r>
+    </w:p>
+    <w:p>
+      <w:pPr>
+        <w:pStyle w:val="ListParagraph"/>
+        <w:numPr>
+          <w:ilvl w:val="0"/>
+          <w:numId w:val="5"/>
+        </w:numPr>
+      </w:pPr>
+      <w:r>
+        <w:rPr>
+          <w:b/>
+        </w:rPr>
+        <w:t xml:space="preserve">History:</w:t>
+      </w:r>
+      <w:r>
+        <w:t xml:space="preserve"> all previous messages of the chat including the extracted text of earlier attachments – no truncation; beyond the context window the provider rejects the request.</w:t>
+      </w:r>
+    </w:p>
+    <w:p>
+      <w:pPr>
+        <w:pStyle w:val="ListParagraph"/>
+        <w:numPr>
+          <w:ilvl w:val="0"/>
+          <w:numId w:val="5"/>
+        </w:numPr>
+      </w:pPr>
+      <w:r>
+        <w:rPr>
+          <w:b/>
+        </w:rPr>
+        <w:t xml:space="preserve">New message:</w:t>
+      </w:r>
+      <w:r>
+        <w:t xml:space="preserve"> extracted attachment text before the question; images as image parts only for models marked “understands images”.</w:t>
+      </w:r>
+    </w:p>
+    <w:p>
+      <w:pPr>
+        <w:pStyle w:val="ListParagraph"/>
+        <w:numPr>
+          <w:ilvl w:val="0"/>
+          <w:numId w:val="5"/>
+        </w:numPr>
+      </w:pPr>
+      <w:r>
+        <w:rPr>
+          <w:b/>
+        </w:rPr>
+        <w:t xml:space="preserve">Tools:</w:t>
+      </w:r>
+      <w:r>
+        <w:t xml:space="preserve"> definitions of the user's active MCP tools and the knowledge search; their results (MCP output, knowledge passages) go back to the model in the loop, max. </w:t>
+      </w:r>
+      <w:r>
+        <w:rPr>
+          <w:rStyle w:val="CodeChar"/>
+        </w:rPr>
+        <w:t xml:space="preserve">MAX_TOOL_STEPS</w:t>
+      </w:r>
+      <w:r>
+        <w:t xml:space="preserve"> rounds. Models without function calling fail when tools are sent.</w:t>
+      </w:r>
+    </w:p>
+    <w:p>
+      <w:pPr>
+        <w:pStyle w:val="ListParagraph"/>
+        <w:numPr>
+          <w:ilvl w:val="0"/>
+          <w:numId w:val="5"/>
+        </w:numPr>
+      </w:pPr>
+      <w:r>
+        <w:rPr>
+          <w:b/>
+        </w:rPr>
+        <w:t xml:space="preserve">Embeddings:</w:t>
+      </w:r>
+      <w:r>
+        <w:t xml:space="preserve"> every chunk while indexing and every search query go to the embedding provider; a local model keeps documents in-house.</w:t>
+      </w:r>
+    </w:p>
+    <w:p>
+      <w:pPr/>
+      <w:r>
+        <w:t xml:space="preserve">The answer streams to the browser as NDJSON; closing the tab aborts the provider request. Token usage is stored per message and in the audit entries </w:t>
+      </w:r>
+      <w:r>
+        <w:rPr>
+          <w:rStyle w:val="CodeChar"/>
+        </w:rPr>
+        <w:t xml:space="preserve">chat.completion</w:t>
+      </w:r>
+      <w:r>
+        <w:t xml:space="preserve"> / </w:t>
+      </w:r>
+      <w:r>
+        <w:rPr>
+          <w:rStyle w:val="CodeChar"/>
+        </w:rPr>
+        <w:t xml:space="preserve">chat.error</w:t>
+      </w:r>
+      <w:r>
+        <w:t xml:space="preserve"> together with model, provider and duration.</w:t>
+      </w:r>
+    </w:p>
+    <w:p>
+      <w:pPr>
+        <w:pStyle w:val="Heading3"/>
+      </w:pPr>
+      <w:r>
+        <w:t xml:space="preserve">Network and operations</w:t>
+      </w:r>
+    </w:p>
+    <w:p>
+      <w:pPr>
+        <w:pStyle w:val="ListParagraph"/>
+        <w:numPr>
+          <w:ilvl w:val="0"/>
+          <w:numId w:val="5"/>
+        </w:numPr>
+      </w:pPr>
+      <w:r>
+        <w:rPr>
+          <w:b/>
+        </w:rPr>
+        <w:t xml:space="preserve">Egress:</w:t>
+      </w:r>
+      <w:r>
+        <w:t xml:space="preserve"> HTTPS to the configured endpoints only; the NetworkPolicy restricts ingress only, egress rules are an open item.</w:t>
+      </w:r>
+    </w:p>
+    <w:p>
+      <w:pPr>
+        <w:pStyle w:val="ListParagraph"/>
+        <w:numPr>
+          <w:ilvl w:val="0"/>
+          <w:numId w:val="5"/>
+        </w:numPr>
+      </w:pPr>
+      <w:r>
+        <w:rPr>
+          <w:b/>
+        </w:rPr>
+        <w:t xml:space="preserve">Proxy:</w:t>
+      </w:r>
+      <w:r>
+        <w:t xml:space="preserve"> Node.js honors </w:t>
+      </w:r>
+      <w:r>
+        <w:rPr>
+          <w:rStyle w:val="CodeChar"/>
+        </w:rPr>
+        <w:t xml:space="preserve">HTTPS_PROXY</w:t>
+      </w:r>
+      <w:r>
+        <w:t xml:space="preserve"> / </w:t>
+      </w:r>
+      <w:r>
+        <w:rPr>
+          <w:rStyle w:val="CodeChar"/>
+        </w:rPr>
+        <w:t xml:space="preserve">NO_PROXY</w:t>
+      </w:r>
+      <w:r>
+        <w:t xml:space="preserve"> only with </w:t>
+      </w:r>
+      <w:r>
+        <w:rPr>
+          <w:rStyle w:val="CodeChar"/>
+        </w:rPr>
+        <w:t xml:space="preserve">NODE_USE_ENV_PROXY=1</w:t>
+      </w:r>
+      <w:r>
+        <w:t xml:space="preserve"> – then for all </w:t>
+      </w:r>
+      <w:r>
+        <w:rPr>
+          <w:rStyle w:val="CodeChar"/>
+        </w:rPr>
+        <w:t xml:space="preserve">fetch</w:t>
+      </w:r>
+      <w:r>
+        <w:t xml:space="preserve"> calls (providers, embeddings, MCP servers); internal CAs via </w:t>
+      </w:r>
+      <w:r>
+        <w:rPr>
+          <w:rStyle w:val="CodeChar"/>
+        </w:rPr>
+        <w:t xml:space="preserve">NODE_EXTRA_CA_CERTS</w:t>
+      </w:r>
+      <w:r>
+        <w:t xml:space="preserve">.</w:t>
+      </w:r>
+    </w:p>
+    <w:p>
+      <w:pPr>
+        <w:pStyle w:val="ListParagraph"/>
+        <w:numPr>
+          <w:ilvl w:val="0"/>
+          <w:numId w:val="5"/>
+        </w:numPr>
+      </w:pPr>
+      <w:r>
+        <w:rPr>
+          <w:b/>
+        </w:rPr>
+        <w:t xml:space="preserve">Changes:</w:t>
+      </w:r>
+      <w:r>
+        <w:t xml:space="preserve"> base URL, region and organization can only be set when creating a provider in the UI, later via </w:t>
+      </w:r>
+      <w:r>
+        <w:rPr>
+          <w:rStyle w:val="CodeChar"/>
+        </w:rPr>
+        <w:t xml:space="preserve">PATCH /api/admin/providers/:id</w:t>
+      </w:r>
+      <w:r>
+        <w:t xml:space="preserve">; the “Key” button stores an API key (for Bedrock it replaces access keys).</w:t>
+      </w:r>
+    </w:p>
+    <w:p>
+      <w:pPr>
+        <w:pStyle w:val="ListParagraph"/>
+        <w:numPr>
+          <w:ilvl w:val="0"/>
+          <w:numId w:val="5"/>
+        </w:numPr>
+      </w:pPr>
+      <w:r>
+        <w:rPr>
+          <w:b/>
+        </w:rPr>
+        <w:t xml:space="preserve">Documentation:</w:t>
+      </w:r>
+      <w:r>
+        <w:t xml:space="preserve"> </w:t>
+      </w:r>
+      <w:r>
+        <w:rPr>
+          <w:rStyle w:val="CodeChar"/>
+        </w:rPr>
+        <w:t xml:space="preserve">docs/llm-providers.md</w:t>
+      </w:r>
+      <w:r>
+        <w:t xml:space="preserve"> with IAM policy, base-URL examples for Azure OpenAI, Ollama, vLLM, TEI and LiteLLM, and troubleshooting.</w:t>
+      </w:r>
+    </w:p>
+    <w:p>
+      <w:pPr>
         <w:pStyle w:val="Heading2"/>
       </w:pPr>
       <w:r>
@@ -6708,6 +7364,30 @@
           <w:p>
             <w:pPr/>
             <w:r>
+              <w:t xml:space="preserve">AI providers</w:t>
+            </w:r>
+          </w:p>
+        </w:tc>
+        <w:tc>
+          <w:tcPr>
+            <w:tcW w:w="4680" w:type="dxa"/>
+          </w:tcPr>
+          <w:p>
+            <w:pPr/>
+            <w:r>
+              <w:t xml:space="preserve">Calls server-side only; the browser sees model IDs, never keys. What is sent per request (history, attachments, tool results) is documented; which data may go to which provider is decided per model</w:t>
+            </w:r>
+          </w:p>
+        </w:tc>
+      </w:tr>
+      <w:tr>
+        <w:tc>
+          <w:tcPr>
+            <w:tcW w:w="4680" w:type="dxa"/>
+          </w:tcPr>
+          <w:p>
+            <w:pPr/>
+            <w:r>
               <w:t xml:space="preserve">Session</w:t>
             </w:r>
           </w:p>
@@ -7600,6 +8280,18 @@
       </w:pPr>
       <w:r>
         <w:t xml:space="preserve">☐ Bedrock credentials: static keys or IRSA/Pod Identity (requires adding the AWS credential chain)</w:t>
+      </w:r>
+    </w:p>
+    <w:p>
+      <w:pPr>
+        <w:pStyle w:val="ListParagraph"/>
+        <w:numPr>
+          <w:ilvl w:val="0"/>
+          <w:numId w:val="6"/>
+        </w:numPr>
+      </w:pPr>
+      <w:r>
+        <w:t xml:space="preserve">☐ Classify which data may go to which provider (e.g. EU or on-prem models for confidential data) and mark it in the model display names</w:t>
       </w:r>
     </w:p>
     <w:p>
